--- a/downloads/teacher/05 Materials/Unit 04/Slides/Slides 04.02 - Home Safety Hunt and Emergency Plans.docx
+++ b/downloads/teacher/05 Materials/Unit 04/Slides/Slides 04.02 - Home Safety Hunt and Emergency Plans.docx
@@ -19,15 +19,6 @@
       <w:r>
         <w:t xml:space="preserve">Slide outline for Lesson 4.2. Fourteen slides, one day. The six room slides are the review slides before the Home Safety and Conservation Quiz.</w:t>
       </w:r>
-      <w:r>
-        <w:t xml:space="preserve"> </w:t>
-      </w:r>
-      <w:r>
-        <w:rPr>
-          <w:rStyle w:val="TeacherNote"/>
-        </w:rPr>
-        <w:t xml:space="preserve">[Sal: photos of real rooms with the hazards circled work better than drawings; stage them at home or use the FACS room.]</w:t>
-      </w:r>
     </w:p>
     <w:p>
       <w:pPr>
@@ -173,15 +164,6 @@
       </w:r>
       <w:r>
         <w:t xml:space="preserve">count is your pre-assessment. Then the fact: about three in five home fire deaths are in homes with no working smoke alarm.</w:t>
-      </w:r>
-      <w:r>
-        <w:t xml:space="preserve"> </w:t>
-      </w:r>
-      <w:r>
-        <w:rPr>
-          <w:rStyle w:val="TeacherNote"/>
-        </w:rPr>
-        <w:t xml:space="preserve">[Sal: confirm the current NFPA number.]</w:t>
       </w:r>
     </w:p>
     <w:p>
